--- a/Ответы_собеседование.docx
+++ b/Ответы_собеседование.docx
@@ -117,7 +117,7 @@
           </w:tcPr>
           <w:p>
             <w:r>
-              <w:t>3</w:t>
+              <w:t>2</w:t>
             </w:r>
           </w:p>
         </w:tc>
@@ -127,7 +127,7 @@
           </w:tcPr>
           <w:p>
             <w:r>
-              <w:t>2</w:t>
+              <w:t>1</w:t>
             </w:r>
           </w:p>
         </w:tc>
@@ -179,7 +179,7 @@
           </w:tcPr>
           <w:p>
             <w:r>
-              <w:t>4</w:t>
+              <w:t>3</w:t>
             </w:r>
           </w:p>
         </w:tc>
@@ -189,7 +189,7 @@
           </w:tcPr>
           <w:p>
             <w:r>
-              <w:t>5</w:t>
+              <w:t>4</w:t>
             </w:r>
           </w:p>
         </w:tc>
@@ -241,7 +241,7 @@
           </w:tcPr>
           <w:p>
             <w:r>
-              <w:t>5</w:t>
+              <w:t>4</w:t>
             </w:r>
           </w:p>
         </w:tc>
@@ -251,7 +251,7 @@
           </w:tcPr>
           <w:p>
             <w:r>
-              <w:t>3</w:t>
+              <w:t>2</w:t>
             </w:r>
           </w:p>
         </w:tc>
@@ -303,7 +303,7 @@
           </w:tcPr>
           <w:p>
             <w:r>
-              <w:t>3</w:t>
+              <w:t>2</w:t>
             </w:r>
           </w:p>
         </w:tc>
@@ -313,7 +313,7 @@
           </w:tcPr>
           <w:p>
             <w:r>
-              <w:t>2</w:t>
+              <w:t>1</w:t>
             </w:r>
           </w:p>
         </w:tc>
@@ -365,7 +365,7 @@
           </w:tcPr>
           <w:p>
             <w:r>
-              <w:t>2</w:t>
+              <w:t>1</w:t>
             </w:r>
           </w:p>
         </w:tc>
@@ -375,7 +375,7 @@
           </w:tcPr>
           <w:p>
             <w:r>
-              <w:t>2</w:t>
+              <w:t>1</w:t>
             </w:r>
           </w:p>
         </w:tc>
@@ -427,7 +427,7 @@
           </w:tcPr>
           <w:p>
             <w:r>
-              <w:t>2</w:t>
+              <w:t>1</w:t>
             </w:r>
           </w:p>
         </w:tc>
@@ -437,7 +437,7 @@
           </w:tcPr>
           <w:p>
             <w:r>
-              <w:t>2</w:t>
+              <w:t>1</w:t>
             </w:r>
           </w:p>
         </w:tc>
@@ -489,7 +489,7 @@
           </w:tcPr>
           <w:p>
             <w:r>
-              <w:t>5</w:t>
+              <w:t>4</w:t>
             </w:r>
           </w:p>
         </w:tc>
@@ -499,7 +499,7 @@
           </w:tcPr>
           <w:p>
             <w:r>
-              <w:t>5</w:t>
+              <w:t>4</w:t>
             </w:r>
           </w:p>
         </w:tc>
@@ -551,7 +551,7 @@
           </w:tcPr>
           <w:p>
             <w:r>
-              <w:t>5</w:t>
+              <w:t>4</w:t>
             </w:r>
           </w:p>
         </w:tc>
@@ -561,7 +561,7 @@
           </w:tcPr>
           <w:p>
             <w:r>
-              <w:t>3</w:t>
+              <w:t>2</w:t>
             </w:r>
           </w:p>
         </w:tc>
@@ -613,7 +613,7 @@
           </w:tcPr>
           <w:p>
             <w:r>
-              <w:t>2</w:t>
+              <w:t>1</w:t>
             </w:r>
           </w:p>
         </w:tc>
@@ -623,7 +623,7 @@
           </w:tcPr>
           <w:p>
             <w:r>
-              <w:t>2</w:t>
+              <w:t>1</w:t>
             </w:r>
           </w:p>
         </w:tc>
@@ -675,7 +675,7 @@
           </w:tcPr>
           <w:p>
             <w:r>
-              <w:t>4</w:t>
+              <w:t>3</w:t>
             </w:r>
           </w:p>
         </w:tc>
@@ -685,7 +685,7 @@
           </w:tcPr>
           <w:p>
             <w:r>
-              <w:t>2</w:t>
+              <w:t>1</w:t>
             </w:r>
           </w:p>
         </w:tc>
@@ -737,7 +737,7 @@
           </w:tcPr>
           <w:p>
             <w:r>
-              <w:t>5</w:t>
+              <w:t>4</w:t>
             </w:r>
           </w:p>
         </w:tc>
@@ -747,7 +747,7 @@
           </w:tcPr>
           <w:p>
             <w:r>
-              <w:t>2</w:t>
+              <w:t>1</w:t>
             </w:r>
           </w:p>
         </w:tc>
@@ -799,7 +799,7 @@
           </w:tcPr>
           <w:p>
             <w:r>
-              <w:t>5</w:t>
+              <w:t>4</w:t>
             </w:r>
           </w:p>
         </w:tc>
@@ -809,7 +809,7 @@
           </w:tcPr>
           <w:p>
             <w:r>
-              <w:t>5</w:t>
+              <w:t>4</w:t>
             </w:r>
           </w:p>
         </w:tc>
@@ -861,7 +861,7 @@
           </w:tcPr>
           <w:p>
             <w:r>
-              <w:t>2</w:t>
+              <w:t>1</w:t>
             </w:r>
           </w:p>
         </w:tc>
@@ -871,7 +871,7 @@
           </w:tcPr>
           <w:p>
             <w:r>
-              <w:t>3</w:t>
+              <w:t>2</w:t>
             </w:r>
           </w:p>
         </w:tc>
@@ -923,7 +923,7 @@
           </w:tcPr>
           <w:p>
             <w:r>
-              <w:t>3</w:t>
+              <w:t>2</w:t>
             </w:r>
           </w:p>
         </w:tc>
@@ -933,7 +933,7 @@
           </w:tcPr>
           <w:p>
             <w:r>
-              <w:t>2</w:t>
+              <w:t>1</w:t>
             </w:r>
           </w:p>
         </w:tc>
@@ -985,7 +985,7 @@
           </w:tcPr>
           <w:p>
             <w:r>
-              <w:t>2</w:t>
+              <w:t>1</w:t>
             </w:r>
           </w:p>
         </w:tc>
@@ -995,7 +995,7 @@
           </w:tcPr>
           <w:p>
             <w:r>
-              <w:t>2</w:t>
+              <w:t>1</w:t>
             </w:r>
           </w:p>
         </w:tc>
@@ -1047,7 +1047,7 @@
           </w:tcPr>
           <w:p>
             <w:r>
-              <w:t>4</w:t>
+              <w:t>3</w:t>
             </w:r>
           </w:p>
         </w:tc>
@@ -1057,7 +1057,7 @@
           </w:tcPr>
           <w:p>
             <w:r>
-              <w:t>2</w:t>
+              <w:t>1</w:t>
             </w:r>
           </w:p>
         </w:tc>
@@ -1109,7 +1109,7 @@
           </w:tcPr>
           <w:p>
             <w:r>
-              <w:t>3</w:t>
+              <w:t>2</w:t>
             </w:r>
           </w:p>
         </w:tc>
@@ -1119,7 +1119,7 @@
           </w:tcPr>
           <w:p>
             <w:r>
-              <w:t>5</w:t>
+              <w:t>4</w:t>
             </w:r>
           </w:p>
         </w:tc>
@@ -1171,7 +1171,7 @@
           </w:tcPr>
           <w:p>
             <w:r>
-              <w:t>2</w:t>
+              <w:t>1</w:t>
             </w:r>
           </w:p>
         </w:tc>
@@ -1181,7 +1181,7 @@
           </w:tcPr>
           <w:p>
             <w:r>
-              <w:t>3</w:t>
+              <w:t>2</w:t>
             </w:r>
           </w:p>
         </w:tc>
@@ -1233,7 +1233,7 @@
           </w:tcPr>
           <w:p>
             <w:r>
-              <w:t>5</w:t>
+              <w:t>4</w:t>
             </w:r>
           </w:p>
         </w:tc>
@@ -1243,7 +1243,7 @@
           </w:tcPr>
           <w:p>
             <w:r>
-              <w:t>2</w:t>
+              <w:t>1</w:t>
             </w:r>
           </w:p>
         </w:tc>
@@ -1295,7 +1295,7 @@
           </w:tcPr>
           <w:p>
             <w:r>
-              <w:t>2</w:t>
+              <w:t>1</w:t>
             </w:r>
           </w:p>
         </w:tc>
@@ -1305,7 +1305,7 @@
           </w:tcPr>
           <w:p>
             <w:r>
-              <w:t>2</w:t>
+              <w:t>1</w:t>
             </w:r>
           </w:p>
         </w:tc>
